--- a/ind/docx/18.content.docx
+++ b/ind/docx/18.content.docx
@@ -9374,19 +9374,7 @@
         <w:rPr>
           <w:lang w:val="id_ID" w:bidi="id_ID"/>
         </w:rPr>
-        <w:t>); lihat catatan tema “</w:t>
-      </w:r>
-      <w:r>
-        <w:rPr>
-          <w:lang w:val="id_ID" w:bidi="id_ID"/>
-        </w:rPr>
-        <w:t>Semuanya Seperti Uap</w:t>
-      </w:r>
-      <w:r>
-        <w:rPr>
-          <w:lang w:val="id_ID" w:bidi="id_ID"/>
-        </w:rPr>
-        <w:t>’”.</w:t>
+        <w:t>); lihat catatan tema “Semuanya Seperti Uap’”.</w:t>
       </w:r>
       <w:r>
         <w:rPr>
